--- a/materialien/Werkzeuge/Warm-up-Karten/AQ_Warm-up-Karten_W0_Akademie.docx
+++ b/materialien/Werkzeuge/Warm-up-Karten/AQ_Warm-up-Karten_W0_Akademie.docx
@@ -3791,7 +3791,7 @@
                 <w:sz w:val="21"/>
                 <w:szCs w:val="21"/>
               </w:rPr>
-              <w:t xml:space="preserve">Erstelle eine Tracetabelle für den Aufruf geheim(4071) mit den Spalten Durchlauf | n % 10 | e | n (erste Zeile: Werte vor der Schleife, dann eine Zeile am Ende jedes Durchlaufs). Gib den Rückgabewert an.</w:t>
+              <w:t xml:space="preserve">Erstelle eine Tracetabelle für den Aufruf geheim(4071) mit den Spalten Durchlauf | n % 10 | e | n (eine Zeile an jeder mit „// → Tabellenzeile“ markierten Stelle). Gib den Rückgabewert an.</w:t>
             </w:r>
           </w:p>
           <w:p>
@@ -3911,19 +3911,14 @@
                     </w:rPr>
                     <w:t xml:space="preserve">    int e = 0;</w:t>
                   </w:r>
-                </w:p>
-                <w:p>
-                  <w:pPr>
-                    <w:keepNext/>
-                    <w:spacing w:after="0" w:before="0" w:line="240"/>
-                  </w:pPr>
                   <w:r>
                     <w:rPr>
                       <w:rFonts w:ascii="Consolas" w:cs="Consolas" w:eastAsia="Consolas" w:hAnsi="Consolas"/>
                       <w:sz w:val="19"/>
                       <w:szCs w:val="19"/>
-                    </w:rPr>
-                    <w:t xml:space="preserve">    while (n &gt; 0) {</w:t>
+                      <w:color w:val="5F7F5F"/>
+                    </w:rPr>
+                    <w:t xml:space="preserve">   // → Tabellenzeile (Startwerte)</w:t>
                   </w:r>
                 </w:p>
                 <w:p>
@@ -3937,7 +3932,7 @@
                       <w:sz w:val="19"/>
                       <w:szCs w:val="19"/>
                     </w:rPr>
-                    <w:t xml:space="preserve">        e = e * 10 + n % 10;</w:t>
+                    <w:t xml:space="preserve">    while (n &gt; 0) {</w:t>
                   </w:r>
                 </w:p>
                 <w:p>
@@ -3951,7 +3946,30 @@
                       <w:sz w:val="19"/>
                       <w:szCs w:val="19"/>
                     </w:rPr>
+                    <w:t xml:space="preserve">        e = e * 10 + n % 10;</w:t>
+                  </w:r>
+                </w:p>
+                <w:p>
+                  <w:pPr>
+                    <w:keepNext/>
+                    <w:spacing w:after="0" w:before="0" w:line="240"/>
+                  </w:pPr>
+                  <w:r>
+                    <w:rPr>
+                      <w:rFonts w:ascii="Consolas" w:cs="Consolas" w:eastAsia="Consolas" w:hAnsi="Consolas"/>
+                      <w:sz w:val="19"/>
+                      <w:szCs w:val="19"/>
+                    </w:rPr>
                     <w:t xml:space="preserve">        n = n / 10;</w:t>
+                  </w:r>
+                  <w:r>
+                    <w:rPr>
+                      <w:rFonts w:ascii="Consolas" w:cs="Consolas" w:eastAsia="Consolas" w:hAnsi="Consolas"/>
+                      <w:sz w:val="19"/>
+                      <w:szCs w:val="19"/>
+                      <w:color w:val="5F7F5F"/>
+                    </w:rPr>
+                    <w:t xml:space="preserve">   // → Tabellenzeile</w:t>
                   </w:r>
                 </w:p>
                 <w:p>
@@ -6659,7 +6677,7 @@
                 <w:sz w:val="21"/>
                 <w:szCs w:val="21"/>
               </w:rPr>
-              <w:t xml:space="preserve">Erstelle für den Aufruf auswerten(new int[] {4, 6, 3, 6, 5}) ein Aufrufprotokoll mit den Spalten i | Aufruf | Rückgabe | summe (erste Zeile: vor der Schleife, dann eine Zeile pro Aufruf von punkte). Gib den Rückgabewert von auswerten an.</w:t>
+              <w:t xml:space="preserve">Erstelle für den Aufruf auswerten(new int[] {4, 6, 3, 6, 5}) ein Aufrufprotokoll mit den Spalten i | Aufruf | Rückgabe | summe (eine Zeile an jeder mit „// → Tabellenzeile“ markierten Stelle). Gib den Rückgabewert von auswerten an.</w:t>
             </w:r>
           </w:p>
           <w:p>
@@ -6919,19 +6937,14 @@
                     </w:rPr>
                     <w:t xml:space="preserve">    int summe = 0;</w:t>
                   </w:r>
-                </w:p>
-                <w:p>
-                  <w:pPr>
-                    <w:keepNext/>
-                    <w:spacing w:after="0" w:before="0" w:line="228"/>
-                  </w:pPr>
                   <w:r>
                     <w:rPr>
                       <w:rFonts w:ascii="Consolas" w:cs="Consolas" w:eastAsia="Consolas" w:hAnsi="Consolas"/>
                       <w:sz w:val="17"/>
                       <w:szCs w:val="17"/>
-                    </w:rPr>
-                    <w:t xml:space="preserve">    for (int i = 0; i &lt; wuerfe.length; i++) {</w:t>
+                      <w:color w:val="5F7F5F"/>
+                    </w:rPr>
+                    <w:t xml:space="preserve">   // → Tabellenzeile (Startwerte)</w:t>
                   </w:r>
                 </w:p>
                 <w:p>
@@ -6945,7 +6958,30 @@
                       <w:sz w:val="17"/>
                       <w:szCs w:val="17"/>
                     </w:rPr>
+                    <w:t xml:space="preserve">    for (int i = 0; i &lt; wuerfe.length; i++) {</w:t>
+                  </w:r>
+                </w:p>
+                <w:p>
+                  <w:pPr>
+                    <w:keepNext/>
+                    <w:spacing w:after="0" w:before="0" w:line="228"/>
+                  </w:pPr>
+                  <w:r>
+                    <w:rPr>
+                      <w:rFonts w:ascii="Consolas" w:cs="Consolas" w:eastAsia="Consolas" w:hAnsi="Consolas"/>
+                      <w:sz w:val="17"/>
+                      <w:szCs w:val="17"/>
+                    </w:rPr>
                     <w:t xml:space="preserve">        summe = summe + punkte(wuerfe[i]);</w:t>
+                  </w:r>
+                  <w:r>
+                    <w:rPr>
+                      <w:rFonts w:ascii="Consolas" w:cs="Consolas" w:eastAsia="Consolas" w:hAnsi="Consolas"/>
+                      <w:sz w:val="17"/>
+                      <w:szCs w:val="17"/>
+                      <w:color w:val="5F7F5F"/>
+                    </w:rPr>
+                    <w:t xml:space="preserve">   // → Tabellenzeile</w:t>
                   </w:r>
                 </w:p>
                 <w:p>
